--- a/docs/answers/as-lawsofindices.docx
+++ b/docs/answers/as-lawsofindices.docx
@@ -52,7 +52,7 @@
         </w:rPr>
         <w:t xml:space="preserve"> </w:t>
       </w:r>
-      <w:hyperlink r:id="rId20">
+      <w:hyperlink r:id="rId9">
         <w:r>
           <w:rPr>
             <w:rStyle w:val="Hyperlink"/>
@@ -82,7 +82,7 @@
         <w:t xml:space="preserve">Please attempt the questions before reading these answers!</w:t>
       </w:r>
     </w:p>
-    <w:bookmarkStart w:id="21" w:name="q1"/>
+    <w:bookmarkStart w:id="10" w:name="q1"/>
     <w:p>
       <w:pPr>
         <w:pStyle w:val="Heading2"/>
@@ -494,30 +494,32 @@
           </m:rPr>
           <m:t>=</m:t>
         </m:r>
-        <m:sSup>
-          <m:e>
-            <m:d>
-              <m:dPr>
-                <m:begChr m:val="("/>
-                <m:sepChr m:val=""/>
-                <m:endChr m:val=")"/>
-                <m:grow/>
-              </m:dPr>
-              <m:e>
-                <m:r>
-                  <m:t>2</m:t>
-                </m:r>
-                <m:r>
-                  <m:rPr>
-                    <m:sty m:val="p"/>
-                  </m:rPr>
-                  <m:t>⋅</m:t>
-                </m:r>
-                <m:r>
-                  <m:t>3</m:t>
-                </m:r>
-              </m:e>
-            </m:d>
+        <m:r>
+          <m:rPr>
+            <m:sty m:val="p"/>
+          </m:rPr>
+          <m:t>(</m:t>
+        </m:r>
+        <m:r>
+          <m:t>2</m:t>
+        </m:r>
+        <m:r>
+          <m:rPr>
+            <m:sty m:val="p"/>
+          </m:rPr>
+          <m:t>⋅</m:t>
+        </m:r>
+        <m:r>
+          <m:t>3</m:t>
+        </m:r>
+        <m:sSup>
+          <m:e>
+            <m:r>
+              <m:rPr>
+                <m:sty m:val="p"/>
+              </m:rPr>
+              <m:t>)</m:t>
+            </m:r>
           </m:e>
           <m:sup>
             <m:r>
@@ -592,30 +594,32 @@
           </m:rPr>
           <m:t>=</m:t>
         </m:r>
-        <m:sSup>
-          <m:e>
-            <m:d>
-              <m:dPr>
-                <m:begChr m:val="("/>
-                <m:sepChr m:val=""/>
-                <m:endChr m:val=")"/>
-                <m:grow/>
-              </m:dPr>
-              <m:e>
-                <m:r>
-                  <m:t>8</m:t>
-                </m:r>
-                <m:r>
-                  <m:rPr>
-                    <m:sty m:val="p"/>
-                  </m:rPr>
-                  <m:t>⋅</m:t>
-                </m:r>
-                <m:r>
-                  <m:t>6</m:t>
-                </m:r>
-              </m:e>
-            </m:d>
+        <m:r>
+          <m:rPr>
+            <m:sty m:val="p"/>
+          </m:rPr>
+          <m:t>(</m:t>
+        </m:r>
+        <m:r>
+          <m:t>8</m:t>
+        </m:r>
+        <m:r>
+          <m:rPr>
+            <m:sty m:val="p"/>
+          </m:rPr>
+          <m:t>⋅</m:t>
+        </m:r>
+        <m:r>
+          <m:t>6</m:t>
+        </m:r>
+        <m:sSup>
+          <m:e>
+            <m:r>
+              <m:rPr>
+                <m:sty m:val="p"/>
+              </m:rPr>
+              <m:t>)</m:t>
+            </m:r>
           </m:e>
           <m:sup>
             <m:r>
@@ -690,30 +694,32 @@
           </m:rPr>
           <m:t>=</m:t>
         </m:r>
-        <m:sSup>
-          <m:e>
-            <m:d>
-              <m:dPr>
-                <m:begChr m:val="("/>
-                <m:sepChr m:val=""/>
-                <m:endChr m:val=")"/>
-                <m:grow/>
-              </m:dPr>
-              <m:e>
-                <m:r>
-                  <m:t>12</m:t>
-                </m:r>
-                <m:r>
-                  <m:rPr>
-                    <m:sty m:val="p"/>
-                  </m:rPr>
-                  <m:t>⋅</m:t>
-                </m:r>
-                <m:r>
-                  <m:t>3</m:t>
-                </m:r>
-              </m:e>
-            </m:d>
+        <m:r>
+          <m:rPr>
+            <m:sty m:val="p"/>
+          </m:rPr>
+          <m:t>(</m:t>
+        </m:r>
+        <m:r>
+          <m:t>12</m:t>
+        </m:r>
+        <m:r>
+          <m:rPr>
+            <m:sty m:val="p"/>
+          </m:rPr>
+          <m:t>⋅</m:t>
+        </m:r>
+        <m:r>
+          <m:t>3</m:t>
+        </m:r>
+        <m:sSup>
+          <m:e>
+            <m:r>
+              <m:rPr>
+                <m:sty m:val="p"/>
+              </m:rPr>
+              <m:t>)</m:t>
+            </m:r>
           </m:e>
           <m:sup>
             <m:r>
@@ -852,30 +858,32 @@
         <w:t xml:space="preserve"> </w:t>
       </w:r>
       <m:oMath>
-        <m:sSup>
-          <m:e>
-            <m:d>
-              <m:dPr>
-                <m:begChr m:val="("/>
-                <m:sepChr m:val=""/>
-                <m:endChr m:val=")"/>
-                <m:grow/>
-              </m:dPr>
-              <m:e>
-                <m:sSup>
-                  <m:e>
-                    <m:r>
-                      <m:t>5</m:t>
-                    </m:r>
-                  </m:e>
-                  <m:sup>
-                    <m:r>
-                      <m:t>2</m:t>
-                    </m:r>
-                  </m:sup>
-                </m:sSup>
-              </m:e>
-            </m:d>
+        <m:r>
+          <m:rPr>
+            <m:sty m:val="p"/>
+          </m:rPr>
+          <m:t>(</m:t>
+        </m:r>
+        <m:sSup>
+          <m:e>
+            <m:r>
+              <m:t>5</m:t>
+            </m:r>
+          </m:e>
+          <m:sup>
+            <m:r>
+              <m:t>2</m:t>
+            </m:r>
+          </m:sup>
+        </m:sSup>
+        <m:sSup>
+          <m:e>
+            <m:r>
+              <m:rPr>
+                <m:sty m:val="p"/>
+              </m:rPr>
+              <m:t>)</m:t>
+            </m:r>
           </m:e>
           <m:sup>
             <m:r>
@@ -923,30 +931,32 @@
         <w:t xml:space="preserve"> </w:t>
       </w:r>
       <m:oMath>
-        <m:sSup>
-          <m:e>
-            <m:d>
-              <m:dPr>
-                <m:begChr m:val="("/>
-                <m:sepChr m:val=""/>
-                <m:endChr m:val=")"/>
-                <m:grow/>
-              </m:dPr>
-              <m:e>
-                <m:sSup>
-                  <m:e>
-                    <m:r>
-                      <m:t>35</m:t>
-                    </m:r>
-                  </m:e>
-                  <m:sup>
-                    <m:r>
-                      <m:t>0</m:t>
-                    </m:r>
-                  </m:sup>
-                </m:sSup>
-              </m:e>
-            </m:d>
+        <m:r>
+          <m:rPr>
+            <m:sty m:val="p"/>
+          </m:rPr>
+          <m:t>(</m:t>
+        </m:r>
+        <m:sSup>
+          <m:e>
+            <m:r>
+              <m:t>35</m:t>
+            </m:r>
+          </m:e>
+          <m:sup>
+            <m:r>
+              <m:t>0</m:t>
+            </m:r>
+          </m:sup>
+        </m:sSup>
+        <m:sSup>
+          <m:e>
+            <m:r>
+              <m:rPr>
+                <m:sty m:val="p"/>
+              </m:rPr>
+              <m:t>)</m:t>
+            </m:r>
           </m:e>
           <m:sup>
             <m:r>
@@ -976,30 +986,32 @@
         <w:t xml:space="preserve"> </w:t>
       </w:r>
       <m:oMath>
-        <m:sSup>
-          <m:e>
-            <m:d>
-              <m:dPr>
-                <m:begChr m:val="("/>
-                <m:sepChr m:val=""/>
-                <m:endChr m:val=")"/>
-                <m:grow/>
-              </m:dPr>
-              <m:e>
-                <m:sSup>
-                  <m:e>
-                    <m:r>
-                      <m:t>35</m:t>
-                    </m:r>
-                  </m:e>
-                  <m:sup>
-                    <m:r>
-                      <m:t>9</m:t>
-                    </m:r>
-                  </m:sup>
-                </m:sSup>
-              </m:e>
-            </m:d>
+        <m:r>
+          <m:rPr>
+            <m:sty m:val="p"/>
+          </m:rPr>
+          <m:t>(</m:t>
+        </m:r>
+        <m:sSup>
+          <m:e>
+            <m:r>
+              <m:t>35</m:t>
+            </m:r>
+          </m:e>
+          <m:sup>
+            <m:r>
+              <m:t>9</m:t>
+            </m:r>
+          </m:sup>
+        </m:sSup>
+        <m:sSup>
+          <m:e>
+            <m:r>
+              <m:rPr>
+                <m:sty m:val="p"/>
+              </m:rPr>
+              <m:t>)</m:t>
+            </m:r>
           </m:e>
           <m:sup>
             <m:r>
@@ -1029,30 +1041,32 @@
         <w:t xml:space="preserve"> </w:t>
       </w:r>
       <m:oMath>
-        <m:sSup>
-          <m:e>
-            <m:d>
-              <m:dPr>
-                <m:begChr m:val="("/>
-                <m:sepChr m:val=""/>
-                <m:endChr m:val=")"/>
-                <m:grow/>
-              </m:dPr>
-              <m:e>
-                <m:sSup>
-                  <m:e>
-                    <m:r>
-                      <m:t>729</m:t>
-                    </m:r>
-                  </m:e>
-                  <m:sup>
-                    <m:r>
-                      <m:t>9</m:t>
-                    </m:r>
-                  </m:sup>
-                </m:sSup>
-              </m:e>
-            </m:d>
+        <m:r>
+          <m:rPr>
+            <m:sty m:val="p"/>
+          </m:rPr>
+          <m:t>(</m:t>
+        </m:r>
+        <m:sSup>
+          <m:e>
+            <m:r>
+              <m:t>729</m:t>
+            </m:r>
+          </m:e>
+          <m:sup>
+            <m:r>
+              <m:t>9</m:t>
+            </m:r>
+          </m:sup>
+        </m:sSup>
+        <m:sSup>
+          <m:e>
+            <m:r>
+              <m:rPr>
+                <m:sty m:val="p"/>
+              </m:rPr>
+              <m:t>)</m:t>
+            </m:r>
           </m:e>
           <m:sup>
             <m:f>
@@ -1206,82 +1220,86 @@
         <w:t xml:space="preserve"> </w:t>
       </w:r>
       <m:oMath>
-        <m:d>
-          <m:dPr>
-            <m:begChr m:val="("/>
-            <m:sepChr m:val=""/>
-            <m:endChr m:val=")"/>
-            <m:grow/>
-          </m:dPr>
-          <m:e>
-            <m:f>
-              <m:fPr>
-                <m:type m:val="bar"/>
-              </m:fPr>
-              <m:num>
-                <m:sSup>
-                  <m:e>
-                    <m:r>
-                      <m:t>4</m:t>
-                    </m:r>
-                  </m:e>
-                  <m:sup>
-                    <m:r>
-                      <m:t>5</m:t>
-                    </m:r>
-                  </m:sup>
-                </m:sSup>
-              </m:num>
-              <m:den>
-                <m:sSup>
-                  <m:e>
-                    <m:r>
-                      <m:t>2</m:t>
-                    </m:r>
-                  </m:e>
-                  <m:sup>
-                    <m:r>
-                      <m:t>5</m:t>
-                    </m:r>
-                  </m:sup>
-                </m:sSup>
-              </m:den>
-            </m:f>
-          </m:e>
-        </m:d>
-        <m:r>
-          <m:rPr>
-            <m:sty m:val="p"/>
-          </m:rPr>
-          <m:t>=</m:t>
-        </m:r>
-        <m:sSup>
-          <m:e>
-            <m:d>
-              <m:dPr>
-                <m:begChr m:val="("/>
-                <m:sepChr m:val=""/>
-                <m:endChr m:val=")"/>
-                <m:grow/>
-              </m:dPr>
+        <m:r>
+          <m:rPr>
+            <m:sty m:val="p"/>
+          </m:rPr>
+          <m:t>(</m:t>
+        </m:r>
+        <m:f>
+          <m:fPr>
+            <m:type m:val="bar"/>
+          </m:fPr>
+          <m:num>
+            <m:sSup>
               <m:e>
-                <m:f>
-                  <m:fPr>
-                    <m:type m:val="bar"/>
-                  </m:fPr>
-                  <m:num>
-                    <m:r>
-                      <m:t>4</m:t>
-                    </m:r>
-                  </m:num>
-                  <m:den>
-                    <m:r>
-                      <m:t>2</m:t>
-                    </m:r>
-                  </m:den>
-                </m:f>
+                <m:r>
+                  <m:t>4</m:t>
+                </m:r>
               </m:e>
-            </m:d>
+              <m:sup>
+                <m:r>
+                  <m:t>5</m:t>
+                </m:r>
+              </m:sup>
+            </m:sSup>
+          </m:num>
+          <m:den>
+            <m:sSup>
+              <m:e>
+                <m:r>
+                  <m:t>2</m:t>
+                </m:r>
+              </m:e>
+              <m:sup>
+                <m:r>
+                  <m:t>5</m:t>
+                </m:r>
+              </m:sup>
+            </m:sSup>
+          </m:den>
+        </m:f>
+        <m:r>
+          <m:rPr>
+            <m:sty m:val="p"/>
+          </m:rPr>
+          <m:t>)</m:t>
+        </m:r>
+        <m:r>
+          <m:rPr>
+            <m:sty m:val="p"/>
+          </m:rPr>
+          <m:t>=</m:t>
+        </m:r>
+        <m:r>
+          <m:rPr>
+            <m:sty m:val="p"/>
+          </m:rPr>
+          <m:t>(</m:t>
+        </m:r>
+        <m:f>
+          <m:fPr>
+            <m:type m:val="bar"/>
+          </m:fPr>
+          <m:num>
+            <m:r>
+              <m:t>4</m:t>
+            </m:r>
+          </m:num>
+          <m:den>
+            <m:r>
+              <m:t>2</m:t>
+            </m:r>
+          </m:den>
+        </m:f>
+        <m:sSup>
+          <m:e>
+            <m:r>
+              <m:rPr>
+                <m:sty m:val="p"/>
+              </m:rPr>
+              <m:t>)</m:t>
+            </m:r>
           </m:e>
           <m:sup>
             <m:r>
@@ -1320,94 +1338,98 @@
         <w:t xml:space="preserve"> </w:t>
       </w:r>
       <m:oMath>
-        <m:d>
-          <m:dPr>
-            <m:begChr m:val="("/>
-            <m:sepChr m:val=""/>
-            <m:endChr m:val=")"/>
-            <m:grow/>
-          </m:dPr>
-          <m:e>
-            <m:f>
-              <m:fPr>
-                <m:type m:val="bar"/>
-              </m:fPr>
-              <m:num>
-                <m:sSup>
-                  <m:e>
-                    <m:r>
-                      <m:t>2</m:t>
-                    </m:r>
-                  </m:e>
-                  <m:sup>
-                    <m:r>
-                      <m:rPr>
-                        <m:sty m:val="p"/>
-                      </m:rPr>
-                      <m:t>−</m:t>
-                    </m:r>
-                    <m:r>
-                      <m:t>2</m:t>
-                    </m:r>
-                  </m:sup>
-                </m:sSup>
-              </m:num>
-              <m:den>
-                <m:sSup>
-                  <m:e>
-                    <m:r>
-                      <m:t>13</m:t>
-                    </m:r>
-                  </m:e>
-                  <m:sup>
-                    <m:r>
-                      <m:rPr>
-                        <m:sty m:val="p"/>
-                      </m:rPr>
-                      <m:t>−</m:t>
-                    </m:r>
-                    <m:r>
-                      <m:t>2</m:t>
-                    </m:r>
-                  </m:sup>
-                </m:sSup>
-              </m:den>
-            </m:f>
-          </m:e>
-        </m:d>
-        <m:r>
-          <m:rPr>
-            <m:sty m:val="p"/>
-          </m:rPr>
-          <m:t>=</m:t>
-        </m:r>
-        <m:sSup>
-          <m:e>
-            <m:d>
-              <m:dPr>
-                <m:begChr m:val="("/>
-                <m:sepChr m:val=""/>
-                <m:endChr m:val=")"/>
-                <m:grow/>
-              </m:dPr>
+        <m:r>
+          <m:rPr>
+            <m:sty m:val="p"/>
+          </m:rPr>
+          <m:t>(</m:t>
+        </m:r>
+        <m:f>
+          <m:fPr>
+            <m:type m:val="bar"/>
+          </m:fPr>
+          <m:num>
+            <m:sSup>
               <m:e>
-                <m:f>
-                  <m:fPr>
-                    <m:type m:val="bar"/>
-                  </m:fPr>
-                  <m:num>
-                    <m:r>
-                      <m:t>2</m:t>
-                    </m:r>
-                  </m:num>
-                  <m:den>
-                    <m:r>
-                      <m:t>13</m:t>
-                    </m:r>
-                  </m:den>
-                </m:f>
+                <m:r>
+                  <m:t>2</m:t>
+                </m:r>
               </m:e>
-            </m:d>
+              <m:sup>
+                <m:r>
+                  <m:rPr>
+                    <m:sty m:val="p"/>
+                  </m:rPr>
+                  <m:t>−</m:t>
+                </m:r>
+                <m:r>
+                  <m:t>2</m:t>
+                </m:r>
+              </m:sup>
+            </m:sSup>
+          </m:num>
+          <m:den>
+            <m:sSup>
+              <m:e>
+                <m:r>
+                  <m:t>13</m:t>
+                </m:r>
+              </m:e>
+              <m:sup>
+                <m:r>
+                  <m:rPr>
+                    <m:sty m:val="p"/>
+                  </m:rPr>
+                  <m:t>−</m:t>
+                </m:r>
+                <m:r>
+                  <m:t>2</m:t>
+                </m:r>
+              </m:sup>
+            </m:sSup>
+          </m:den>
+        </m:f>
+        <m:r>
+          <m:rPr>
+            <m:sty m:val="p"/>
+          </m:rPr>
+          <m:t>)</m:t>
+        </m:r>
+        <m:r>
+          <m:rPr>
+            <m:sty m:val="p"/>
+          </m:rPr>
+          <m:t>=</m:t>
+        </m:r>
+        <m:r>
+          <m:rPr>
+            <m:sty m:val="p"/>
+          </m:rPr>
+          <m:t>(</m:t>
+        </m:r>
+        <m:f>
+          <m:fPr>
+            <m:type m:val="bar"/>
+          </m:fPr>
+          <m:num>
+            <m:r>
+              <m:t>2</m:t>
+            </m:r>
+          </m:num>
+          <m:den>
+            <m:r>
+              <m:t>13</m:t>
+            </m:r>
+          </m:den>
+        </m:f>
+        <m:sSup>
+          <m:e>
+            <m:r>
+              <m:rPr>
+                <m:sty m:val="p"/>
+              </m:rPr>
+              <m:t>)</m:t>
+            </m:r>
           </m:e>
           <m:sup>
             <m:r>
@@ -1427,33 +1449,35 @@
           </m:rPr>
           <m:t>=</m:t>
         </m:r>
-        <m:sSup>
-          <m:e>
-            <m:d>
-              <m:dPr>
-                <m:begChr m:val="("/>
-                <m:sepChr m:val=""/>
-                <m:endChr m:val=")"/>
-                <m:grow/>
-              </m:dPr>
-              <m:e>
-                <m:f>
-                  <m:fPr>
-                    <m:type m:val="bar"/>
-                  </m:fPr>
-                  <m:num>
-                    <m:r>
-                      <m:t>13</m:t>
-                    </m:r>
-                  </m:num>
-                  <m:den>
-                    <m:r>
-                      <m:t>2</m:t>
-                    </m:r>
-                  </m:den>
-                </m:f>
-              </m:e>
-            </m:d>
+        <m:r>
+          <m:rPr>
+            <m:sty m:val="p"/>
+          </m:rPr>
+          <m:t>(</m:t>
+        </m:r>
+        <m:f>
+          <m:fPr>
+            <m:type m:val="bar"/>
+          </m:fPr>
+          <m:num>
+            <m:r>
+              <m:t>13</m:t>
+            </m:r>
+          </m:num>
+          <m:den>
+            <m:r>
+              <m:t>2</m:t>
+            </m:r>
+          </m:den>
+        </m:f>
+        <m:sSup>
+          <m:e>
+            <m:r>
+              <m:rPr>
+                <m:sty m:val="p"/>
+              </m:rPr>
+              <m:t>)</m:t>
+            </m:r>
           </m:e>
           <m:sup>
             <m:r>
@@ -3098,8 +3122,8 @@
         </m:f>
       </m:oMath>
     </w:p>
-    <w:bookmarkEnd w:id="21"/>
-    <w:bookmarkStart w:id="22" w:name="q2"/>
+    <w:bookmarkEnd w:id="10"/>
+    <w:bookmarkStart w:id="11" w:name="q2"/>
     <w:p>
       <w:pPr>
         <w:pStyle w:val="Heading2"/>
@@ -3119,30 +3143,32 @@
         <w:t xml:space="preserve"> </w:t>
       </w:r>
       <m:oMath>
-        <m:sSup>
-          <m:e>
-            <m:d>
-              <m:dPr>
-                <m:begChr m:val="("/>
-                <m:sepChr m:val=""/>
-                <m:endChr m:val=")"/>
-                <m:grow/>
-              </m:dPr>
-              <m:e>
-                <m:sSup>
-                  <m:e>
-                    <m:r>
-                      <m:t>b</m:t>
-                    </m:r>
-                  </m:e>
-                  <m:sup>
-                    <m:r>
-                      <m:t>7</m:t>
-                    </m:r>
-                  </m:sup>
-                </m:sSup>
-              </m:e>
-            </m:d>
+        <m:r>
+          <m:rPr>
+            <m:sty m:val="p"/>
+          </m:rPr>
+          <m:t>(</m:t>
+        </m:r>
+        <m:sSup>
+          <m:e>
+            <m:r>
+              <m:t>b</m:t>
+            </m:r>
+          </m:e>
+          <m:sup>
+            <m:r>
+              <m:t>7</m:t>
+            </m:r>
+          </m:sup>
+        </m:sSup>
+        <m:sSup>
+          <m:e>
+            <m:r>
+              <m:rPr>
+                <m:sty m:val="p"/>
+              </m:rPr>
+              <m:t>)</m:t>
+            </m:r>
           </m:e>
           <m:sup>
             <m:r>
@@ -3278,24 +3304,26 @@
           </m:rPr>
           <m:t>=</m:t>
         </m:r>
-        <m:sSup>
-          <m:e>
-            <m:d>
-              <m:dPr>
-                <m:begChr m:val="("/>
-                <m:sepChr m:val=""/>
-                <m:endChr m:val=")"/>
-                <m:grow/>
-              </m:dPr>
-              <m:e>
-                <m:r>
-                  <m:t>a</m:t>
-                </m:r>
-                <m:r>
-                  <m:t>b</m:t>
-                </m:r>
-              </m:e>
-            </m:d>
+        <m:r>
+          <m:rPr>
+            <m:sty m:val="p"/>
+          </m:rPr>
+          <m:t>(</m:t>
+        </m:r>
+        <m:r>
+          <m:t>a</m:t>
+        </m:r>
+        <m:r>
+          <m:t>b</m:t>
+        </m:r>
+        <m:sSup>
+          <m:e>
+            <m:r>
+              <m:rPr>
+                <m:sty m:val="p"/>
+              </m:rPr>
+              <m:t>)</m:t>
+            </m:r>
           </m:e>
           <m:sup>
             <m:r>
@@ -3380,125 +3408,14 @@
         <w:t xml:space="preserve"> </w:t>
       </w:r>
       <m:oMath>
-        <m:sSup>
-          <m:e>
-            <m:d>
-              <m:dPr>
-                <m:begChr m:val="("/>
-                <m:sepChr m:val=""/>
-                <m:endChr m:val=")"/>
-                <m:grow/>
-              </m:dPr>
-              <m:e>
-                <m:r>
-                  <m:t>3</m:t>
-                </m:r>
-                <m:sSup>
-                  <m:e>
-                    <m:r>
-                      <m:t>y</m:t>
-                    </m:r>
-                  </m:e>
-                  <m:sup>
-                    <m:r>
-                      <m:rPr>
-                        <m:sty m:val="p"/>
-                      </m:rPr>
-                      <m:t>−</m:t>
-                    </m:r>
-                    <m:r>
-                      <m:t>2</m:t>
-                    </m:r>
-                  </m:sup>
-                </m:sSup>
-              </m:e>
-            </m:d>
-          </m:e>
-          <m:sup>
-            <m:r>
-              <m:t>5</m:t>
-            </m:r>
-          </m:sup>
-        </m:sSup>
-        <m:r>
-          <m:rPr>
-            <m:sty m:val="p"/>
-          </m:rPr>
-          <m:t>=</m:t>
-        </m:r>
-        <m:sSup>
-          <m:e>
-            <m:d>
-              <m:dPr>
-                <m:begChr m:val="("/>
-                <m:sepChr m:val=""/>
-                <m:endChr m:val=")"/>
-                <m:grow/>
-              </m:dPr>
-              <m:e>
-                <m:r>
-                  <m:t>3</m:t>
-                </m:r>
-              </m:e>
-            </m:d>
-          </m:e>
-          <m:sup>
-            <m:r>
-              <m:t>5</m:t>
-            </m:r>
-          </m:sup>
-        </m:sSup>
-        <m:r>
-          <m:rPr>
-            <m:sty m:val="p"/>
-          </m:rPr>
-          <m:t>⋅</m:t>
-        </m:r>
-        <m:sSup>
-          <m:e>
-            <m:d>
-              <m:dPr>
-                <m:begChr m:val="("/>
-                <m:sepChr m:val=""/>
-                <m:endChr m:val=")"/>
-                <m:grow/>
-              </m:dPr>
-              <m:e>
-                <m:sSup>
-                  <m:e>
-                    <m:r>
-                      <m:t>y</m:t>
-                    </m:r>
-                  </m:e>
-                  <m:sup>
-                    <m:r>
-                      <m:rPr>
-                        <m:sty m:val="p"/>
-                      </m:rPr>
-                      <m:t>−</m:t>
-                    </m:r>
-                    <m:r>
-                      <m:t>2</m:t>
-                    </m:r>
-                  </m:sup>
-                </m:sSup>
-              </m:e>
-            </m:d>
-          </m:e>
-          <m:sup>
-            <m:r>
-              <m:t>5</m:t>
-            </m:r>
-          </m:sup>
-        </m:sSup>
-        <m:r>
-          <m:rPr>
-            <m:sty m:val="p"/>
-          </m:rPr>
-          <m:t>=</m:t>
-        </m:r>
-        <m:r>
-          <m:t>243</m:t>
+        <m:r>
+          <m:rPr>
+            <m:sty m:val="p"/>
+          </m:rPr>
+          <m:t>(</m:t>
+        </m:r>
+        <m:r>
+          <m:t>3</m:t>
         </m:r>
         <m:sSup>
           <m:e>
@@ -3514,38 +3431,72 @@
               <m:t>−</m:t>
             </m:r>
             <m:r>
-              <m:t>10</m:t>
-            </m:r>
-          </m:sup>
-        </m:sSup>
-      </m:oMath>
-    </w:p>
-    <w:p>
-      <w:pPr>
-        <w:pStyle w:val="BodyText"/>
-      </w:pPr>
-      <w:r>
-        <w:t xml:space="preserve">2.6.</w:t>
-      </w:r>
-      <w:r>
-        <w:t xml:space="preserve"> </w:t>
-      </w:r>
-      <m:oMath>
-        <m:sSup>
-          <m:e>
-            <m:d>
-              <m:dPr>
-                <m:begChr m:val="("/>
-                <m:sepChr m:val=""/>
-                <m:endChr m:val=")"/>
-                <m:grow/>
-              </m:dPr>
-              <m:e>
-                <m:r>
-                  <m:t>a</m:t>
-                </m:r>
-              </m:e>
-            </m:d>
+              <m:t>2</m:t>
+            </m:r>
+          </m:sup>
+        </m:sSup>
+        <m:sSup>
+          <m:e>
+            <m:r>
+              <m:rPr>
+                <m:sty m:val="p"/>
+              </m:rPr>
+              <m:t>)</m:t>
+            </m:r>
+          </m:e>
+          <m:sup>
+            <m:r>
+              <m:t>5</m:t>
+            </m:r>
+          </m:sup>
+        </m:sSup>
+        <m:r>
+          <m:rPr>
+            <m:sty m:val="p"/>
+          </m:rPr>
+          <m:t>=</m:t>
+        </m:r>
+        <m:r>
+          <m:rPr>
+            <m:sty m:val="p"/>
+          </m:rPr>
+          <m:t>(</m:t>
+        </m:r>
+        <m:r>
+          <m:t>3</m:t>
+        </m:r>
+        <m:sSup>
+          <m:e>
+            <m:r>
+              <m:rPr>
+                <m:sty m:val="p"/>
+              </m:rPr>
+              <m:t>)</m:t>
+            </m:r>
+          </m:e>
+          <m:sup>
+            <m:r>
+              <m:t>5</m:t>
+            </m:r>
+          </m:sup>
+        </m:sSup>
+        <m:r>
+          <m:rPr>
+            <m:sty m:val="p"/>
+          </m:rPr>
+          <m:t>⋅</m:t>
+        </m:r>
+        <m:r>
+          <m:rPr>
+            <m:sty m:val="p"/>
+          </m:rPr>
+          <m:t>(</m:t>
+        </m:r>
+        <m:sSup>
+          <m:e>
+            <m:r>
+              <m:t>y</m:t>
+            </m:r>
           </m:e>
           <m:sup>
             <m:r>
@@ -3555,31 +3506,39 @@
               <m:t>−</m:t>
             </m:r>
             <m:r>
-              <m:t>4</m:t>
-            </m:r>
-          </m:sup>
-        </m:sSup>
-        <m:r>
-          <m:rPr>
-            <m:sty m:val="p"/>
-          </m:rPr>
-          <m:t>⋅</m:t>
-        </m:r>
-        <m:sSup>
-          <m:e>
-            <m:d>
-              <m:dPr>
-                <m:begChr m:val="("/>
-                <m:sepChr m:val=""/>
-                <m:endChr m:val=")"/>
-                <m:grow/>
-              </m:dPr>
-              <m:e>
-                <m:r>
-                  <m:t>b</m:t>
-                </m:r>
-              </m:e>
-            </m:d>
+              <m:t>2</m:t>
+            </m:r>
+          </m:sup>
+        </m:sSup>
+        <m:sSup>
+          <m:e>
+            <m:r>
+              <m:rPr>
+                <m:sty m:val="p"/>
+              </m:rPr>
+              <m:t>)</m:t>
+            </m:r>
+          </m:e>
+          <m:sup>
+            <m:r>
+              <m:t>5</m:t>
+            </m:r>
+          </m:sup>
+        </m:sSup>
+        <m:r>
+          <m:rPr>
+            <m:sty m:val="p"/>
+          </m:rPr>
+          <m:t>=</m:t>
+        </m:r>
+        <m:r>
+          <m:t>243</m:t>
+        </m:r>
+        <m:sSup>
+          <m:e>
+            <m:r>
+              <m:t>y</m:t>
+            </m:r>
           </m:e>
           <m:sup>
             <m:r>
@@ -3589,6 +3548,49 @@
               <m:t>−</m:t>
             </m:r>
             <m:r>
+              <m:t>10</m:t>
+            </m:r>
+          </m:sup>
+        </m:sSup>
+      </m:oMath>
+    </w:p>
+    <w:p>
+      <w:pPr>
+        <w:pStyle w:val="BodyText"/>
+      </w:pPr>
+      <w:r>
+        <w:t xml:space="preserve">2.6.</w:t>
+      </w:r>
+      <w:r>
+        <w:t xml:space="preserve"> </w:t>
+      </w:r>
+      <m:oMath>
+        <m:r>
+          <m:rPr>
+            <m:sty m:val="p"/>
+          </m:rPr>
+          <m:t>(</m:t>
+        </m:r>
+        <m:r>
+          <m:t>a</m:t>
+        </m:r>
+        <m:sSup>
+          <m:e>
+            <m:r>
+              <m:rPr>
+                <m:sty m:val="p"/>
+              </m:rPr>
+              <m:t>)</m:t>
+            </m:r>
+          </m:e>
+          <m:sup>
+            <m:r>
+              <m:rPr>
+                <m:sty m:val="p"/>
+              </m:rPr>
+              <m:t>−</m:t>
+            </m:r>
+            <m:r>
               <m:t>4</m:t>
             </m:r>
           </m:sup>
@@ -3597,26 +3599,64 @@
           <m:rPr>
             <m:sty m:val="p"/>
           </m:rPr>
-          <m:t>=</m:t>
-        </m:r>
-        <m:sSup>
-          <m:e>
-            <m:d>
-              <m:dPr>
-                <m:begChr m:val="("/>
-                <m:sepChr m:val=""/>
-                <m:endChr m:val=")"/>
-                <m:grow/>
-              </m:dPr>
-              <m:e>
-                <m:r>
-                  <m:t>a</m:t>
-                </m:r>
-                <m:r>
-                  <m:t>b</m:t>
-                </m:r>
-              </m:e>
-            </m:d>
+          <m:t>⋅</m:t>
+        </m:r>
+        <m:r>
+          <m:rPr>
+            <m:sty m:val="p"/>
+          </m:rPr>
+          <m:t>(</m:t>
+        </m:r>
+        <m:r>
+          <m:t>b</m:t>
+        </m:r>
+        <m:sSup>
+          <m:e>
+            <m:r>
+              <m:rPr>
+                <m:sty m:val="p"/>
+              </m:rPr>
+              <m:t>)</m:t>
+            </m:r>
+          </m:e>
+          <m:sup>
+            <m:r>
+              <m:rPr>
+                <m:sty m:val="p"/>
+              </m:rPr>
+              <m:t>−</m:t>
+            </m:r>
+            <m:r>
+              <m:t>4</m:t>
+            </m:r>
+          </m:sup>
+        </m:sSup>
+        <m:r>
+          <m:rPr>
+            <m:sty m:val="p"/>
+          </m:rPr>
+          <m:t>=</m:t>
+        </m:r>
+        <m:r>
+          <m:rPr>
+            <m:sty m:val="p"/>
+          </m:rPr>
+          <m:t>(</m:t>
+        </m:r>
+        <m:r>
+          <m:t>a</m:t>
+        </m:r>
+        <m:r>
+          <m:t>b</m:t>
+        </m:r>
+        <m:sSup>
+          <m:e>
+            <m:r>
+              <m:rPr>
+                <m:sty m:val="p"/>
+              </m:rPr>
+              <m:t>)</m:t>
+            </m:r>
           </m:e>
           <m:sup>
             <m:r>
@@ -3646,24 +3686,26 @@
             </m:r>
           </m:num>
           <m:den>
+            <m:r>
+              <m:rPr>
+                <m:sty m:val="p"/>
+              </m:rPr>
+              <m:t>(</m:t>
+            </m:r>
+            <m:r>
+              <m:t>a</m:t>
+            </m:r>
+            <m:r>
+              <m:t>b</m:t>
+            </m:r>
             <m:sSup>
               <m:e>
-                <m:d>
-                  <m:dPr>
-                    <m:begChr m:val="("/>
-                    <m:sepChr m:val=""/>
-                    <m:endChr m:val=")"/>
-                    <m:grow/>
-                  </m:dPr>
-                  <m:e>
-                    <m:r>
-                      <m:t>a</m:t>
-                    </m:r>
-                    <m:r>
-                      <m:t>b</m:t>
-                    </m:r>
-                  </m:e>
-                </m:d>
+                <m:r>
+                  <m:rPr>
+                    <m:sty m:val="p"/>
+                  </m:rPr>
+                  <m:t>)</m:t>
+                </m:r>
               </m:e>
               <m:sup>
                 <m:r>
@@ -3686,125 +3728,14 @@
         <w:t xml:space="preserve"> </w:t>
       </w:r>
       <m:oMath>
-        <m:sSup>
-          <m:e>
-            <m:d>
-              <m:dPr>
-                <m:begChr m:val="("/>
-                <m:sepChr m:val=""/>
-                <m:endChr m:val=")"/>
-                <m:grow/>
-              </m:dPr>
-              <m:e>
-                <m:r>
-                  <m:t>7</m:t>
-                </m:r>
-                <m:sSup>
-                  <m:e>
-                    <m:r>
-                      <m:t>z</m:t>
-                    </m:r>
-                  </m:e>
-                  <m:sup>
-                    <m:r>
-                      <m:rPr>
-                        <m:sty m:val="p"/>
-                      </m:rPr>
-                      <m:t>−</m:t>
-                    </m:r>
-                    <m:r>
-                      <m:t>5</m:t>
-                    </m:r>
-                  </m:sup>
-                </m:sSup>
-              </m:e>
-            </m:d>
-          </m:e>
-          <m:sup>
-            <m:r>
-              <m:t>3</m:t>
-            </m:r>
-          </m:sup>
-        </m:sSup>
-        <m:r>
-          <m:rPr>
-            <m:sty m:val="p"/>
-          </m:rPr>
-          <m:t>=</m:t>
-        </m:r>
-        <m:sSup>
-          <m:e>
-            <m:d>
-              <m:dPr>
-                <m:begChr m:val="("/>
-                <m:sepChr m:val=""/>
-                <m:endChr m:val=")"/>
-                <m:grow/>
-              </m:dPr>
-              <m:e>
-                <m:r>
-                  <m:t>7</m:t>
-                </m:r>
-              </m:e>
-            </m:d>
-          </m:e>
-          <m:sup>
-            <m:r>
-              <m:t>3</m:t>
-            </m:r>
-          </m:sup>
-        </m:sSup>
-        <m:r>
-          <m:rPr>
-            <m:sty m:val="p"/>
-          </m:rPr>
-          <m:t>⋅</m:t>
-        </m:r>
-        <m:sSup>
-          <m:e>
-            <m:d>
-              <m:dPr>
-                <m:begChr m:val="("/>
-                <m:sepChr m:val=""/>
-                <m:endChr m:val=")"/>
-                <m:grow/>
-              </m:dPr>
-              <m:e>
-                <m:sSup>
-                  <m:e>
-                    <m:r>
-                      <m:t>z</m:t>
-                    </m:r>
-                  </m:e>
-                  <m:sup>
-                    <m:r>
-                      <m:rPr>
-                        <m:sty m:val="p"/>
-                      </m:rPr>
-                      <m:t>−</m:t>
-                    </m:r>
-                    <m:r>
-                      <m:t>5</m:t>
-                    </m:r>
-                  </m:sup>
-                </m:sSup>
-              </m:e>
-            </m:d>
-          </m:e>
-          <m:sup>
-            <m:r>
-              <m:t>3</m:t>
-            </m:r>
-          </m:sup>
-        </m:sSup>
-        <m:r>
-          <m:rPr>
-            <m:sty m:val="p"/>
-          </m:rPr>
-          <m:t>=</m:t>
-        </m:r>
-        <m:r>
-          <m:t>343</m:t>
+        <m:r>
+          <m:rPr>
+            <m:sty m:val="p"/>
+          </m:rPr>
+          <m:t>(</m:t>
+        </m:r>
+        <m:r>
+          <m:t>7</m:t>
         </m:r>
         <m:sSup>
           <m:e>
@@ -3820,6 +3751,123 @@
               <m:t>−</m:t>
             </m:r>
             <m:r>
+              <m:t>5</m:t>
+            </m:r>
+          </m:sup>
+        </m:sSup>
+        <m:sSup>
+          <m:e>
+            <m:r>
+              <m:rPr>
+                <m:sty m:val="p"/>
+              </m:rPr>
+              <m:t>)</m:t>
+            </m:r>
+          </m:e>
+          <m:sup>
+            <m:r>
+              <m:t>3</m:t>
+            </m:r>
+          </m:sup>
+        </m:sSup>
+        <m:r>
+          <m:rPr>
+            <m:sty m:val="p"/>
+          </m:rPr>
+          <m:t>=</m:t>
+        </m:r>
+        <m:r>
+          <m:rPr>
+            <m:sty m:val="p"/>
+          </m:rPr>
+          <m:t>(</m:t>
+        </m:r>
+        <m:r>
+          <m:t>7</m:t>
+        </m:r>
+        <m:sSup>
+          <m:e>
+            <m:r>
+              <m:rPr>
+                <m:sty m:val="p"/>
+              </m:rPr>
+              <m:t>)</m:t>
+            </m:r>
+          </m:e>
+          <m:sup>
+            <m:r>
+              <m:t>3</m:t>
+            </m:r>
+          </m:sup>
+        </m:sSup>
+        <m:r>
+          <m:rPr>
+            <m:sty m:val="p"/>
+          </m:rPr>
+          <m:t>⋅</m:t>
+        </m:r>
+        <m:r>
+          <m:rPr>
+            <m:sty m:val="p"/>
+          </m:rPr>
+          <m:t>(</m:t>
+        </m:r>
+        <m:sSup>
+          <m:e>
+            <m:r>
+              <m:t>z</m:t>
+            </m:r>
+          </m:e>
+          <m:sup>
+            <m:r>
+              <m:rPr>
+                <m:sty m:val="p"/>
+              </m:rPr>
+              <m:t>−</m:t>
+            </m:r>
+            <m:r>
+              <m:t>5</m:t>
+            </m:r>
+          </m:sup>
+        </m:sSup>
+        <m:sSup>
+          <m:e>
+            <m:r>
+              <m:rPr>
+                <m:sty m:val="p"/>
+              </m:rPr>
+              <m:t>)</m:t>
+            </m:r>
+          </m:e>
+          <m:sup>
+            <m:r>
+              <m:t>3</m:t>
+            </m:r>
+          </m:sup>
+        </m:sSup>
+        <m:r>
+          <m:rPr>
+            <m:sty m:val="p"/>
+          </m:rPr>
+          <m:t>=</m:t>
+        </m:r>
+        <m:r>
+          <m:t>343</m:t>
+        </m:r>
+        <m:sSup>
+          <m:e>
+            <m:r>
+              <m:t>z</m:t>
+            </m:r>
+          </m:e>
+          <m:sup>
+            <m:r>
+              <m:rPr>
+                <m:sty m:val="p"/>
+              </m:rPr>
+              <m:t>−</m:t>
+            </m:r>
+            <m:r>
               <m:t>15</m:t>
             </m:r>
           </m:sup>
@@ -3837,6 +3885,326 @@
         <w:t xml:space="preserve"> </w:t>
       </w:r>
       <m:oMath>
+        <m:r>
+          <m:rPr>
+            <m:sty m:val="p"/>
+          </m:rPr>
+          <m:t>(</m:t>
+        </m:r>
+        <m:f>
+          <m:fPr>
+            <m:type m:val="bar"/>
+          </m:fPr>
+          <m:num>
+            <m:r>
+              <m:t>8</m:t>
+            </m:r>
+            <m:sSup>
+              <m:e>
+                <m:r>
+                  <m:t>x</m:t>
+                </m:r>
+              </m:e>
+              <m:sup>
+                <m:r>
+                  <m:t>5</m:t>
+                </m:r>
+              </m:sup>
+            </m:sSup>
+          </m:num>
+          <m:den>
+            <m:r>
+              <m:t>4</m:t>
+            </m:r>
+            <m:sSup>
+              <m:e>
+                <m:r>
+                  <m:t>x</m:t>
+                </m:r>
+              </m:e>
+              <m:sup>
+                <m:r>
+                  <m:rPr>
+                    <m:sty m:val="p"/>
+                  </m:rPr>
+                  <m:t>−</m:t>
+                </m:r>
+                <m:r>
+                  <m:t>5</m:t>
+                </m:r>
+              </m:sup>
+            </m:sSup>
+          </m:den>
+        </m:f>
+        <m:r>
+          <m:rPr>
+            <m:sty m:val="p"/>
+          </m:rPr>
+          <m:t>)</m:t>
+        </m:r>
+        <m:r>
+          <m:rPr>
+            <m:sty m:val="p"/>
+          </m:rPr>
+          <m:t>=</m:t>
+        </m:r>
+        <m:r>
+          <m:t>2</m:t>
+        </m:r>
+        <m:sSup>
+          <m:e>
+            <m:r>
+              <m:t>x</m:t>
+            </m:r>
+          </m:e>
+          <m:sup>
+            <m:r>
+              <m:rPr>
+                <m:sty m:val="p"/>
+              </m:rPr>
+              <m:t>(</m:t>
+            </m:r>
+            <m:r>
+              <m:t>5</m:t>
+            </m:r>
+            <m:r>
+              <m:rPr>
+                <m:sty m:val="p"/>
+              </m:rPr>
+              <m:t>+</m:t>
+            </m:r>
+            <m:r>
+              <m:t>5</m:t>
+            </m:r>
+            <m:r>
+              <m:rPr>
+                <m:sty m:val="p"/>
+              </m:rPr>
+              <m:t>)</m:t>
+            </m:r>
+          </m:sup>
+        </m:sSup>
+        <m:r>
+          <m:rPr>
+            <m:sty m:val="p"/>
+          </m:rPr>
+          <m:t>=</m:t>
+        </m:r>
+        <m:r>
+          <m:t>2</m:t>
+        </m:r>
+        <m:sSup>
+          <m:e>
+            <m:r>
+              <m:t>x</m:t>
+            </m:r>
+          </m:e>
+          <m:sup>
+            <m:r>
+              <m:t>10</m:t>
+            </m:r>
+          </m:sup>
+        </m:sSup>
+      </m:oMath>
+    </w:p>
+    <w:p>
+      <w:pPr>
+        <w:pStyle w:val="BodyText"/>
+      </w:pPr>
+      <w:r>
+        <w:t xml:space="preserve">2.9.</w:t>
+      </w:r>
+      <w:r>
+        <w:t xml:space="preserve"> </w:t>
+      </w:r>
+      <m:oMath>
+        <m:r>
+          <m:rPr>
+            <m:sty m:val="p"/>
+          </m:rPr>
+          <m:t>(</m:t>
+        </m:r>
+        <m:r>
+          <m:rPr>
+            <m:sty m:val="p"/>
+          </m:rPr>
+          <m:t>(</m:t>
+        </m:r>
+        <m:sSup>
+          <m:e>
+            <m:r>
+              <m:t>x</m:t>
+            </m:r>
+          </m:e>
+          <m:sup>
+            <m:r>
+              <m:t>2</m:t>
+            </m:r>
+          </m:sup>
+        </m:sSup>
+        <m:sSup>
+          <m:e>
+            <m:r>
+              <m:rPr>
+                <m:sty m:val="p"/>
+              </m:rPr>
+              <m:t>)</m:t>
+            </m:r>
+          </m:e>
+          <m:sup>
+            <m:r>
+              <m:t>3</m:t>
+            </m:r>
+          </m:sup>
+        </m:sSup>
+        <m:r>
+          <m:rPr>
+            <m:sty m:val="p"/>
+          </m:rPr>
+          <m:t>⋅</m:t>
+        </m:r>
+        <m:sSup>
+          <m:e>
+            <m:r>
+              <m:t>x</m:t>
+            </m:r>
+          </m:e>
+          <m:sup>
+            <m:r>
+              <m:t>5</m:t>
+            </m:r>
+          </m:sup>
+        </m:sSup>
+        <m:r>
+          <m:rPr>
+            <m:sty m:val="p"/>
+          </m:rPr>
+          <m:t>)</m:t>
+        </m:r>
+        <m:r>
+          <m:rPr>
+            <m:sty m:val="p"/>
+          </m:rPr>
+          <m:t>=</m:t>
+        </m:r>
+        <m:sSup>
+          <m:e>
+            <m:r>
+              <m:t>x</m:t>
+            </m:r>
+          </m:e>
+          <m:sup>
+            <m:r>
+              <m:t>6</m:t>
+            </m:r>
+          </m:sup>
+        </m:sSup>
+        <m:r>
+          <m:rPr>
+            <m:sty m:val="p"/>
+          </m:rPr>
+          <m:t>⋅</m:t>
+        </m:r>
+        <m:sSup>
+          <m:e>
+            <m:r>
+              <m:t>x</m:t>
+            </m:r>
+          </m:e>
+          <m:sup>
+            <m:r>
+              <m:t>5</m:t>
+            </m:r>
+          </m:sup>
+        </m:sSup>
+        <m:r>
+          <m:rPr>
+            <m:sty m:val="p"/>
+          </m:rPr>
+          <m:t>=</m:t>
+        </m:r>
+        <m:sSup>
+          <m:e>
+            <m:r>
+              <m:t>x</m:t>
+            </m:r>
+          </m:e>
+          <m:sup>
+            <m:r>
+              <m:t>11</m:t>
+            </m:r>
+          </m:sup>
+        </m:sSup>
+      </m:oMath>
+    </w:p>
+    <w:p>
+      <w:pPr>
+        <w:pStyle w:val="BodyText"/>
+      </w:pPr>
+      <w:r>
+        <w:t xml:space="preserve">2.10.</w:t>
+      </w:r>
+      <w:r>
+        <w:t xml:space="preserve"> </w:t>
+      </w:r>
+      <m:oMath>
+        <m:f>
+          <m:fPr>
+            <m:type m:val="bar"/>
+          </m:fPr>
+          <m:num>
+            <m:r>
+              <m:t>2</m:t>
+            </m:r>
+            <m:sSup>
+              <m:e>
+                <m:r>
+                  <m:t>a</m:t>
+                </m:r>
+              </m:e>
+              <m:sup>
+                <m:r>
+                  <m:rPr>
+                    <m:sty m:val="p"/>
+                  </m:rPr>
+                  <m:t>−</m:t>
+                </m:r>
+                <m:r>
+                  <m:t>4</m:t>
+                </m:r>
+              </m:sup>
+            </m:sSup>
+          </m:num>
+          <m:den>
+            <m:r>
+              <m:t>3</m:t>
+            </m:r>
+            <m:sSup>
+              <m:e>
+                <m:r>
+                  <m:t>a</m:t>
+                </m:r>
+              </m:e>
+              <m:sup>
+                <m:r>
+                  <m:rPr>
+                    <m:sty m:val="p"/>
+                  </m:rPr>
+                  <m:t>−</m:t>
+                </m:r>
+                <m:r>
+                  <m:t>2</m:t>
+                </m:r>
+              </m:sup>
+            </m:sSup>
+          </m:den>
+        </m:f>
+        <m:r>
+          <m:rPr>
+            <m:sty m:val="p"/>
+          </m:rPr>
+          <m:t>=</m:t>
+        </m:r>
         <m:d>
           <m:dPr>
             <m:begChr m:val="("/>
@@ -3851,43 +4219,13 @@
               </m:fPr>
               <m:num>
                 <m:r>
-                  <m:t>8</m:t>
-                </m:r>
-                <m:sSup>
-                  <m:e>
-                    <m:r>
-                      <m:t>x</m:t>
-                    </m:r>
-                  </m:e>
-                  <m:sup>
-                    <m:r>
-                      <m:t>5</m:t>
-                    </m:r>
-                  </m:sup>
-                </m:sSup>
+                  <m:t>2</m:t>
+                </m:r>
               </m:num>
               <m:den>
                 <m:r>
-                  <m:t>4</m:t>
-                </m:r>
-                <m:sSup>
-                  <m:e>
-                    <m:r>
-                      <m:t>x</m:t>
-                    </m:r>
-                  </m:e>
-                  <m:sup>
-                    <m:r>
-                      <m:rPr>
-                        <m:sty m:val="p"/>
-                      </m:rPr>
-                      <m:t>−</m:t>
-                    </m:r>
-                    <m:r>
-                      <m:t>5</m:t>
-                    </m:r>
-                  </m:sup>
-                </m:sSup>
+                  <m:t>3</m:t>
+                </m:r>
               </m:den>
             </m:f>
           </m:e>
@@ -3896,327 +4234,47 @@
           <m:rPr>
             <m:sty m:val="p"/>
           </m:rPr>
-          <m:t>=</m:t>
-        </m:r>
-        <m:r>
-          <m:t>2</m:t>
-        </m:r>
-        <m:sSup>
-          <m:e>
-            <m:r>
-              <m:t>x</m:t>
-            </m:r>
-          </m:e>
-          <m:sup>
-            <m:d>
-              <m:dPr>
-                <m:begChr m:val="("/>
-                <m:sepChr m:val=""/>
-                <m:endChr m:val=")"/>
-                <m:grow/>
-              </m:dPr>
-              <m:e>
-                <m:r>
-                  <m:t>5</m:t>
-                </m:r>
-                <m:r>
-                  <m:rPr>
-                    <m:sty m:val="p"/>
-                  </m:rPr>
-                  <m:t>+</m:t>
-                </m:r>
-                <m:r>
-                  <m:t>5</m:t>
-                </m:r>
-              </m:e>
-            </m:d>
-          </m:sup>
-        </m:sSup>
-        <m:r>
-          <m:rPr>
-            <m:sty m:val="p"/>
-          </m:rPr>
-          <m:t>=</m:t>
-        </m:r>
-        <m:r>
-          <m:t>2</m:t>
-        </m:r>
-        <m:sSup>
-          <m:e>
-            <m:r>
-              <m:t>x</m:t>
-            </m:r>
-          </m:e>
-          <m:sup>
-            <m:r>
-              <m:t>10</m:t>
-            </m:r>
-          </m:sup>
-        </m:sSup>
-      </m:oMath>
-    </w:p>
-    <w:p>
-      <w:pPr>
-        <w:pStyle w:val="BodyText"/>
-      </w:pPr>
-      <w:r>
-        <w:t xml:space="preserve">2.9.</w:t>
-      </w:r>
-      <w:r>
-        <w:t xml:space="preserve"> </w:t>
-      </w:r>
-      <m:oMath>
-        <m:d>
-          <m:dPr>
-            <m:begChr m:val="("/>
-            <m:sepChr m:val=""/>
-            <m:endChr m:val=")"/>
-            <m:grow/>
-          </m:dPr>
-          <m:e>
-            <m:sSup>
-              <m:e>
-                <m:d>
-                  <m:dPr>
-                    <m:begChr m:val="("/>
-                    <m:sepChr m:val=""/>
-                    <m:endChr m:val=")"/>
-                    <m:grow/>
-                  </m:dPr>
-                  <m:e>
-                    <m:sSup>
-                      <m:e>
-                        <m:r>
-                          <m:t>x</m:t>
-                        </m:r>
-                      </m:e>
-                      <m:sup>
-                        <m:r>
-                          <m:t>2</m:t>
-                        </m:r>
-                      </m:sup>
-                    </m:sSup>
-                  </m:e>
-                </m:d>
-              </m:e>
-              <m:sup>
-                <m:r>
-                  <m:t>3</m:t>
-                </m:r>
-              </m:sup>
-            </m:sSup>
+          <m:t>⋅</m:t>
+        </m:r>
+        <m:r>
+          <m:rPr>
+            <m:sty m:val="p"/>
+          </m:rPr>
+          <m:t>(</m:t>
+        </m:r>
+        <m:sSup>
+          <m:e>
+            <m:r>
+              <m:t>a</m:t>
+            </m:r>
+          </m:e>
+          <m:sup>
             <m:r>
               <m:rPr>
                 <m:sty m:val="p"/>
               </m:rPr>
-              <m:t>⋅</m:t>
-            </m:r>
-            <m:sSup>
-              <m:e>
-                <m:r>
-                  <m:t>x</m:t>
-                </m:r>
-              </m:e>
-              <m:sup>
-                <m:r>
-                  <m:t>5</m:t>
-                </m:r>
-              </m:sup>
-            </m:sSup>
-          </m:e>
-        </m:d>
-        <m:r>
-          <m:rPr>
-            <m:sty m:val="p"/>
-          </m:rPr>
-          <m:t>=</m:t>
-        </m:r>
-        <m:sSup>
-          <m:e>
-            <m:r>
-              <m:t>x</m:t>
-            </m:r>
-          </m:e>
-          <m:sup>
-            <m:r>
-              <m:t>6</m:t>
-            </m:r>
-          </m:sup>
-        </m:sSup>
-        <m:r>
-          <m:rPr>
-            <m:sty m:val="p"/>
-          </m:rPr>
-          <m:t>⋅</m:t>
-        </m:r>
-        <m:sSup>
-          <m:e>
-            <m:r>
-              <m:t>x</m:t>
-            </m:r>
-          </m:e>
-          <m:sup>
-            <m:r>
-              <m:t>5</m:t>
-            </m:r>
-          </m:sup>
-        </m:sSup>
-        <m:r>
-          <m:rPr>
-            <m:sty m:val="p"/>
-          </m:rPr>
-          <m:t>=</m:t>
-        </m:r>
-        <m:sSup>
-          <m:e>
-            <m:r>
-              <m:t>x</m:t>
-            </m:r>
-          </m:e>
-          <m:sup>
-            <m:r>
-              <m:t>11</m:t>
-            </m:r>
-          </m:sup>
-        </m:sSup>
-      </m:oMath>
-    </w:p>
-    <w:p>
-      <w:pPr>
-        <w:pStyle w:val="BodyText"/>
-      </w:pPr>
-      <w:r>
-        <w:t xml:space="preserve">2.10.</w:t>
-      </w:r>
-      <w:r>
-        <w:t xml:space="preserve"> </w:t>
-      </w:r>
-      <m:oMath>
-        <m:f>
-          <m:fPr>
-            <m:type m:val="bar"/>
-          </m:fPr>
-          <m:num>
+              <m:t>−</m:t>
+            </m:r>
+            <m:r>
+              <m:t>4</m:t>
+            </m:r>
+            <m:r>
+              <m:rPr>
+                <m:sty m:val="p"/>
+              </m:rPr>
+              <m:t>+</m:t>
+            </m:r>
             <m:r>
               <m:t>2</m:t>
             </m:r>
-            <m:sSup>
-              <m:e>
-                <m:r>
-                  <m:t>a</m:t>
-                </m:r>
-              </m:e>
-              <m:sup>
-                <m:r>
-                  <m:rPr>
-                    <m:sty m:val="p"/>
-                  </m:rPr>
-                  <m:t>−</m:t>
-                </m:r>
-                <m:r>
-                  <m:t>4</m:t>
-                </m:r>
-              </m:sup>
-            </m:sSup>
-          </m:num>
-          <m:den>
-            <m:r>
-              <m:t>3</m:t>
-            </m:r>
-            <m:sSup>
-              <m:e>
-                <m:r>
-                  <m:t>a</m:t>
-                </m:r>
-              </m:e>
-              <m:sup>
-                <m:r>
-                  <m:rPr>
-                    <m:sty m:val="p"/>
-                  </m:rPr>
-                  <m:t>−</m:t>
-                </m:r>
-                <m:r>
-                  <m:t>2</m:t>
-                </m:r>
-              </m:sup>
-            </m:sSup>
-          </m:den>
-        </m:f>
-        <m:r>
-          <m:rPr>
-            <m:sty m:val="p"/>
-          </m:rPr>
-          <m:t>=</m:t>
-        </m:r>
-        <m:d>
-          <m:dPr>
-            <m:begChr m:val="("/>
-            <m:sepChr m:val=""/>
-            <m:endChr m:val=")"/>
-            <m:grow/>
-          </m:dPr>
-          <m:e>
-            <m:f>
-              <m:fPr>
-                <m:type m:val="bar"/>
-              </m:fPr>
-              <m:num>
-                <m:r>
-                  <m:t>2</m:t>
-                </m:r>
-              </m:num>
-              <m:den>
-                <m:r>
-                  <m:t>3</m:t>
-                </m:r>
-              </m:den>
-            </m:f>
-          </m:e>
-        </m:d>
-        <m:r>
-          <m:rPr>
-            <m:sty m:val="p"/>
-          </m:rPr>
-          <m:t>⋅</m:t>
-        </m:r>
-        <m:d>
-          <m:dPr>
-            <m:begChr m:val="("/>
-            <m:sepChr m:val=""/>
-            <m:endChr m:val=")"/>
-            <m:grow/>
-          </m:dPr>
-          <m:e>
-            <m:sSup>
-              <m:e>
-                <m:r>
-                  <m:t>a</m:t>
-                </m:r>
-              </m:e>
-              <m:sup>
-                <m:r>
-                  <m:rPr>
-                    <m:sty m:val="p"/>
-                  </m:rPr>
-                  <m:t>−</m:t>
-                </m:r>
-                <m:r>
-                  <m:t>4</m:t>
-                </m:r>
-                <m:r>
-                  <m:rPr>
-                    <m:sty m:val="p"/>
-                  </m:rPr>
-                  <m:t>+</m:t>
-                </m:r>
-                <m:r>
-                  <m:t>2</m:t>
-                </m:r>
-              </m:sup>
-            </m:sSup>
-          </m:e>
-        </m:d>
+          </m:sup>
+        </m:sSup>
+        <m:r>
+          <m:rPr>
+            <m:sty m:val="p"/>
+          </m:rPr>
+          <m:t>)</m:t>
+        </m:r>
         <m:r>
           <m:rPr>
             <m:sty m:val="p"/>
@@ -5464,8 +5522,8 @@
         </w:pict>
       </w:r>
     </w:p>
-    <w:bookmarkEnd w:id="22"/>
-    <w:bookmarkStart w:id="24" w:name="version-history-and-licensing"/>
+    <w:bookmarkEnd w:id="11"/>
+    <w:bookmarkStart w:id="13" w:name="version-history-and-licensing"/>
     <w:p>
       <w:pPr>
         <w:pStyle w:val="Heading2"/>
@@ -5498,7 +5556,7 @@
       <w:pPr>
         <w:pStyle w:val="FirstParagraph"/>
       </w:pPr>
-      <w:hyperlink r:id="rId23">
+      <w:hyperlink r:id="rId12">
         <w:r>
           <w:rPr>
             <w:rStyle w:val="Hyperlink"/>
@@ -5507,7 +5565,7 @@
         </w:r>
       </w:hyperlink>
     </w:p>
-    <w:bookmarkEnd w:id="24"/>
+    <w:bookmarkEnd w:id="13"/>
     <w:sectPr>
       <w:pgSz w:h="15840" w:w="12240"/>
       <w:pgMar w:bottom="1440" w:footer="720" w:gutter="0" w:header="720" w:left="1440" w:right="1440" w:top="1440"/>
